--- a/public/templates/PPJB-CASH-KERAS.docx
+++ b/public/templates/PPJB-CASH-KERAS.docx
@@ -200,7 +200,7 @@
           </mc:Choice>
           <mc:Fallback>
             <w:pict>
-              <v:group w14:anchorId="293E287D" id="Group 1" o:spid="_x0000_s1026" style="position:absolute;margin-left:138.2pt;margin-top:37.65pt;width:344pt;height:5.55pt;z-index:15729152;mso-wrap-distance-left:0;mso-wrap-distance-right:0;mso-position-horizontal-relative:page" coordsize="43688,704" o:gfxdata="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">
+              <v:group w14:anchorId="24ADEDFA" id="Group 1" o:spid="_x0000_s1026" style="position:absolute;margin-left:138.2pt;margin-top:37.65pt;width:344pt;height:5.55pt;z-index:15729152;mso-wrap-distance-left:0;mso-wrap-distance-right:0;mso-position-horizontal-relative:page" coordsize="43688,704" o:gfxdata="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">
                 <v:shape id="Graphic 2" o:spid="_x0000_s1027" style="position:absolute;left:127;top:127;width:43434;height:450;visibility:visible;mso-wrap-style:square;v-text-anchor:top" coordsize="4343400,45085" o:gfxdata="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" path="m4343400,l,,,45085r4343400,l4343400,xe" fillcolor="black" stroked="f">
                   <v:path arrowok="t"/>
                 </v:shape>
@@ -11288,28 +11288,41 @@
       </w:r>
       <w:r>
         <w:rPr>
-          <w:b/>
-          <w:i/>
+          <w:lang w:val="ms-MY"/>
+        </w:rPr>
+        <w:t xml:space="preserve"> ${nama_customer}</w:t>
+      </w:r>
+      <w:r>
+        <w:rPr>
+          <w:b/>
           <w:color w:val="000000"/>
-          <w:spacing w:val="-2"/>
-        </w:rPr>
-        <w:t>……………………</w:t>
+        </w:rPr>
+        <w:tab/>
       </w:r>
       <w:r>
         <w:rPr>
           <w:b/>
           <w:color w:val="000000"/>
         </w:rPr>
-        <w:tab/>
-      </w:r>
-      <w:r>
-        <w:rPr>
-          <w:b/>
-          <w:i/>
-          <w:color w:val="000000"/>
-          <w:spacing w:val="-2"/>
-        </w:rPr>
-        <w:t>……………………</w:t>
+        <w:t xml:space="preserve">     </w:t>
+      </w:r>
+      <w:r>
+        <w:rPr>
+          <w:lang w:val="ms-MY"/>
+        </w:rPr>
+        <w:t>${nama_</w:t>
+      </w:r>
+      <w:r>
+        <w:rPr>
+          <w:lang w:val="ms-MY"/>
+        </w:rPr>
+        <w:t>saksi</w:t>
+      </w:r>
+      <w:r>
+        <w:rPr>
+          <w:lang w:val="ms-MY"/>
+        </w:rPr>
+        <w:t>}</w:t>
       </w:r>
     </w:p>
     <w:p>
@@ -11437,7 +11450,7 @@
           </mc:Choice>
           <mc:Fallback>
             <w:pict>
-              <v:group w14:anchorId="45ADC1A4" id="Group 29" o:spid="_x0000_s1026" style="position:absolute;margin-left:66.35pt;margin-top:12.45pt;width:122.85pt;height:7.55pt;z-index:15729664;mso-wrap-distance-left:0;mso-wrap-distance-right:0;mso-position-horizontal-relative:page" coordsize="15601,958" o:gfxdata="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">
+              <v:group w14:anchorId="252CDCCA" id="Group 29" o:spid="_x0000_s1026" style="position:absolute;margin-left:66.35pt;margin-top:12.45pt;width:122.85pt;height:7.55pt;z-index:15729664;mso-wrap-distance-left:0;mso-wrap-distance-right:0;mso-position-horizontal-relative:page" coordsize="15601,958" o:gfxdata="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">
                 <v:shapetype id="_x0000_t75" coordsize="21600,21600" o:spt="75" o:preferrelative="t" path="m@4@5l@4@11@9@11@9@5xe" filled="f" stroked="f">
                   <v:stroke joinstyle="miter"/>
                   <v:formulas>
@@ -11573,7 +11586,7 @@
           </mc:Choice>
           <mc:Fallback>
             <w:pict>
-              <v:group w14:anchorId="64F45F53" id="Group 32" o:spid="_x0000_s1026" style="position:absolute;margin-left:409.55pt;margin-top:11.5pt;width:122.2pt;height:8.5pt;z-index:15730176;mso-wrap-distance-left:0;mso-wrap-distance-right:0;mso-position-horizontal-relative:page" coordsize="15519,1079" o:gfxdata="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">
+              <v:group w14:anchorId="54DF97F3" id="Group 32" o:spid="_x0000_s1026" style="position:absolute;margin-left:409.55pt;margin-top:11.5pt;width:122.2pt;height:8.5pt;z-index:15730176;mso-wrap-distance-left:0;mso-wrap-distance-right:0;mso-position-horizontal-relative:page" coordsize="15519,1079" o:gfxdata="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">
                 <v:shape id="Image 33" o:spid="_x0000_s1027" type="#_x0000_t75" style="position:absolute;width:15515;height:1079;visibility:visible;mso-wrap-style:square" o:gfxdata="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">
                   <v:imagedata r:id="rId10" o:title=""/>
                 </v:shape>
@@ -11708,7 +11721,7 @@
           </mc:Choice>
           <mc:Fallback>
             <w:pict>
-              <v:group w14:anchorId="214584AE" id="Group 35" o:spid="_x0000_s1026" style="position:absolute;margin-left:56.3pt;margin-top:868pt;width:500.25pt;height:6.5pt;z-index:15730688;mso-wrap-distance-left:0;mso-wrap-distance-right:0;mso-position-horizontal-relative:page;mso-position-vertical-relative:page" coordsize="63531,825" o:gfxdata="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">
+              <v:group w14:anchorId="25494A5C" id="Group 35" o:spid="_x0000_s1026" style="position:absolute;margin-left:56.3pt;margin-top:868pt;width:500.25pt;height:6.5pt;z-index:15730688;mso-wrap-distance-left:0;mso-wrap-distance-right:0;mso-position-horizontal-relative:page;mso-position-vertical-relative:page" coordsize="63531,825" o:gfxdata="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">
                 <v:shape id="Graphic 36" o:spid="_x0000_s1027" style="position:absolute;left:1746;top:571;width:12;height:254;visibility:visible;mso-wrap-style:square;v-text-anchor:top" coordsize="1270,25400" o:gfxdata="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" path="m,l,25400e" filled="f" strokeweight="2pt">
                   <v:path arrowok="t"/>
                 </v:shape>
@@ -12626,7 +12639,7 @@
         </mc:Choice>
         <mc:Fallback>
           <w:pict>
-            <v:group w14:anchorId="54FC4506" id="Group 12" o:spid="_x0000_s1026" style="position:absolute;margin-left:370.1pt;margin-top:781.9pt;width:176.25pt;height:46.35pt;z-index:-15959552;mso-wrap-distance-left:0;mso-wrap-distance-right:0;mso-position-horizontal-relative:page;mso-position-vertical-relative:page" coordsize="22383,5886" o:gfxdata="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">
+            <v:group w14:anchorId="1F0D8EF3" id="Group 12" o:spid="_x0000_s1026" style="position:absolute;margin-left:370.1pt;margin-top:781.9pt;width:176.25pt;height:46.35pt;z-index:-15959552;mso-wrap-distance-left:0;mso-wrap-distance-right:0;mso-position-horizontal-relative:page;mso-position-vertical-relative:page" coordsize="22383,5886" o:gfxdata="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">
               <v:shape id="Graphic 13" o:spid="_x0000_s1027" style="position:absolute;left:47;top:47;width:22289;height:5791;visibility:visible;mso-wrap-style:square;v-text-anchor:top" coordsize="2228850,579120" o:gfxdata="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" path="m,579120r2228850,l2228850,,,,,579120xe" filled="f">
                 <v:path arrowok="t"/>
               </v:shape>
@@ -12762,7 +12775,7 @@
         </mc:Choice>
         <mc:Fallback>
           <w:pict>
-            <v:group w14:anchorId="4D791282" id="Group 15" o:spid="_x0000_s1026" style="position:absolute;margin-left:46.5pt;margin-top:777.75pt;width:500.25pt;height:2.55pt;z-index:-15959040;mso-wrap-distance-left:0;mso-wrap-distance-right:0;mso-position-horizontal-relative:page;mso-position-vertical-relative:page" coordsize="63531,323" o:gfxdata="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">
+            <v:group w14:anchorId="2025338A" id="Group 15" o:spid="_x0000_s1026" style="position:absolute;margin-left:46.5pt;margin-top:777.75pt;width:500.25pt;height:2.55pt;z-index:-15959040;mso-wrap-distance-left:0;mso-wrap-distance-right:0;mso-position-horizontal-relative:page;mso-position-vertical-relative:page" coordsize="63531,323" o:gfxdata="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">
               <v:shape id="Graphic 16" o:spid="_x0000_s1027" style="position:absolute;left:4648;top:69;width:12;height:254;visibility:visible;mso-wrap-style:square;v-text-anchor:top" coordsize="1270,25400" o:gfxdata="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" path="m,l,25400e" filled="f" strokeweight="2pt">
                 <v:path arrowok="t"/>
               </v:shape>
@@ -12951,14 +12964,7 @@
                               <w:spacing w:val="-5"/>
                               <w:sz w:val="24"/>
                             </w:rPr>
-                            <w:t>1</w:t>
-                          </w:r>
-                          <w:r>
-                            <w:rPr>
-                              <w:spacing w:val="-5"/>
-                              <w:sz w:val="24"/>
-                            </w:rPr>
-                            <w:t>0</w:t>
+                            <w:t>10</w:t>
                           </w:r>
                           <w:r>
                             <w:rPr>
@@ -13018,14 +13024,7 @@
                         <w:spacing w:val="-5"/>
                         <w:sz w:val="24"/>
                       </w:rPr>
-                      <w:t>1</w:t>
-                    </w:r>
-                    <w:r>
-                      <w:rPr>
-                        <w:spacing w:val="-5"/>
-                        <w:sz w:val="24"/>
-                      </w:rPr>
-                      <w:t>0</w:t>
+                      <w:t>10</w:t>
                     </w:r>
                     <w:r>
                       <w:rPr>
@@ -13480,7 +13479,7 @@
         </mc:Choice>
         <mc:Fallback>
           <w:pict>
-            <v:group w14:anchorId="24EEDE46" id="Group 22" o:spid="_x0000_s1026" style="position:absolute;margin-left:357.6pt;margin-top:876.15pt;width:178.5pt;height:47.1pt;z-index:-15956480;mso-wrap-distance-left:0;mso-wrap-distance-right:0;mso-position-horizontal-relative:page;mso-position-vertical-relative:page" coordsize="22669,5981" o:gfxdata="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">
+            <v:group w14:anchorId="6749D330" id="Group 22" o:spid="_x0000_s1026" style="position:absolute;margin-left:357.6pt;margin-top:876.15pt;width:178.5pt;height:47.1pt;z-index:-15956480;mso-wrap-distance-left:0;mso-wrap-distance-right:0;mso-position-horizontal-relative:page;mso-position-vertical-relative:page" coordsize="22669,5981" o:gfxdata="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">
               <v:shape id="Graphic 23" o:spid="_x0000_s1027" style="position:absolute;left:47;top:47;width:22574;height:5887;visibility:visible;mso-wrap-style:square;v-text-anchor:top" coordsize="2257425,588645" o:gfxdata="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" path="m,588645r2257425,l2257425,,,,,588645xe" filled="f">
                 <v:path arrowok="t"/>
               </v:shape>
@@ -14219,7 +14218,7 @@
         </mc:Choice>
         <mc:Fallback>
           <w:pict>
-            <v:group w14:anchorId="3E859F02" id="Group 5" o:spid="_x0000_s1026" style="position:absolute;margin-left:409.55pt;margin-top:48.6pt;width:122.2pt;height:8.5pt;z-index:-251661312;mso-wrap-distance-left:0;mso-wrap-distance-right:0;mso-position-horizontal-relative:page;mso-position-vertical-relative:page" coordsize="15519,1079" o:gfxdata="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">
+            <v:group w14:anchorId="21C5EBFE" id="Group 5" o:spid="_x0000_s1026" style="position:absolute;margin-left:409.55pt;margin-top:48.6pt;width:122.2pt;height:8.5pt;z-index:-251661312;mso-wrap-distance-left:0;mso-wrap-distance-right:0;mso-position-horizontal-relative:page;mso-position-vertical-relative:page" coordsize="15519,1079" o:gfxdata="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">
               <v:shapetype id="_x0000_t75" coordsize="21600,21600" o:spt="75" o:preferrelative="t" path="m@4@5l@4@11@9@11@9@5xe" filled="f" stroked="f">
                 <v:stroke joinstyle="miter"/>
                 <v:formulas>
@@ -14356,7 +14355,7 @@
         </mc:Choice>
         <mc:Fallback>
           <w:pict>
-            <v:group w14:anchorId="41647848" id="Group 8" o:spid="_x0000_s1026" style="position:absolute;margin-left:66.35pt;margin-top:49.55pt;width:122.85pt;height:7.55pt;z-index:-251659264;mso-wrap-distance-left:0;mso-wrap-distance-right:0;mso-position-horizontal-relative:page;mso-position-vertical-relative:page" coordsize="15601,958" o:gfxdata="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">
+            <v:group w14:anchorId="75F06896" id="Group 8" o:spid="_x0000_s1026" style="position:absolute;margin-left:66.35pt;margin-top:49.55pt;width:122.85pt;height:7.55pt;z-index:-251659264;mso-wrap-distance-left:0;mso-wrap-distance-right:0;mso-position-horizontal-relative:page;mso-position-vertical-relative:page" coordsize="15601,958" o:gfxdata="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">
               <v:shape id="Image 9" o:spid="_x0000_s1027" type="#_x0000_t75" style="position:absolute;width:15598;height:958;visibility:visible;mso-wrap-style:square" o:gfxdata="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">
                 <v:imagedata r:id="rId2" o:title=""/>
               </v:shape>
